--- a/Bank Configuration Portal Deployment Manual.docx
+++ b/Bank Configuration Portal Deployment Manual.docx
@@ -42,7 +42,7 @@
           <w:sz w:val="44"/>
           <w:szCs w:val="44"/>
         </w:rPr>
-        <w:t>Deployment</w:t>
+        <w:t>Deployment’s</w:t>
       </w:r>
       <w:r>
         <w:rPr>
@@ -52,16 +52,6 @@
           <w:sz w:val="44"/>
           <w:szCs w:val="44"/>
         </w:rPr>
-        <w:t>’s</w:t>
-      </w:r>
-      <w:r>
-        <w:rPr>
-          <w:b/>
-          <w:bCs/>
-          <w:color w:val="000000" w:themeColor="text1"/>
-          <w:sz w:val="44"/>
-          <w:szCs w:val="44"/>
-        </w:rPr>
         <w:t xml:space="preserve"> Manual</w:t>
       </w:r>
     </w:p>
@@ -241,6 +231,7 @@
       </w:pPr>
       <w:r>
         <w:rPr>
+          <w:noProof/>
           <w:sz w:val="24"/>
           <w:szCs w:val="24"/>
         </w:rPr>
@@ -837,8 +828,6 @@
           <w:szCs w:val="24"/>
         </w:rPr>
       </w:pPr>
-      <w:bookmarkStart w:id="0" w:name="_GoBack"/>
-      <w:bookmarkEnd w:id="0"/>
     </w:p>
     <w:p>
       <w:pPr>
@@ -951,7 +940,7 @@
           <w:szCs w:val="28"/>
         </w:rPr>
         <w:lastRenderedPageBreak/>
-        <w:t xml:space="preserve">Setting up </w:t>
+        <w:t>Setting up project</w:t>
       </w:r>
       <w:r>
         <w:rPr>
@@ -961,7 +950,7 @@
           <w:sz w:val="28"/>
           <w:szCs w:val="28"/>
         </w:rPr>
-        <w:t>project</w:t>
+        <w:t>’s</w:t>
       </w:r>
       <w:r>
         <w:rPr>
@@ -971,9 +960,227 @@
           <w:sz w:val="28"/>
           <w:szCs w:val="28"/>
         </w:rPr>
-        <w:t>’s</w:t>
-      </w:r>
-      <w:r>
+        <w:t xml:space="preserve"> IIS deployment.</w:t>
+      </w:r>
+    </w:p>
+    <w:p>
+      <w:pPr>
+        <w:rPr>
+          <w:sz w:val="24"/>
+          <w:szCs w:val="24"/>
+        </w:rPr>
+      </w:pPr>
+    </w:p>
+    <w:p>
+      <w:pPr>
+        <w:pStyle w:val="ListParagraph"/>
+        <w:numPr>
+          <w:ilvl w:val="0"/>
+          <w:numId w:val="4"/>
+        </w:numPr>
+        <w:rPr>
+          <w:sz w:val="24"/>
+          <w:szCs w:val="24"/>
+        </w:rPr>
+      </w:pPr>
+      <w:r>
+        <w:rPr>
+          <w:sz w:val="24"/>
+          <w:szCs w:val="24"/>
+        </w:rPr>
+        <w:t>Open IIS through searching IIS in windows search.</w:t>
+      </w:r>
+    </w:p>
+    <w:p>
+      <w:pPr>
+        <w:pStyle w:val="ListParagraph"/>
+        <w:ind w:left="1080"/>
+        <w:rPr>
+          <w:sz w:val="24"/>
+          <w:szCs w:val="24"/>
+        </w:rPr>
+      </w:pPr>
+    </w:p>
+    <w:p>
+      <w:pPr>
+        <w:pStyle w:val="ListParagraph"/>
+        <w:numPr>
+          <w:ilvl w:val="0"/>
+          <w:numId w:val="4"/>
+        </w:numPr>
+        <w:rPr>
+          <w:sz w:val="24"/>
+          <w:szCs w:val="24"/>
+        </w:rPr>
+      </w:pPr>
+      <w:r>
+        <w:rPr>
+          <w:sz w:val="24"/>
+          <w:szCs w:val="24"/>
+        </w:rPr>
+        <w:t>Right click on Sites and choose Add website.</w:t>
+      </w:r>
+    </w:p>
+    <w:p>
+      <w:pPr>
+        <w:pStyle w:val="ListParagraph"/>
+        <w:rPr>
+          <w:sz w:val="24"/>
+          <w:szCs w:val="24"/>
+        </w:rPr>
+      </w:pPr>
+    </w:p>
+    <w:p>
+      <w:pPr>
+        <w:pStyle w:val="ListParagraph"/>
+        <w:numPr>
+          <w:ilvl w:val="0"/>
+          <w:numId w:val="4"/>
+        </w:numPr>
+        <w:rPr>
+          <w:sz w:val="24"/>
+          <w:szCs w:val="24"/>
+        </w:rPr>
+      </w:pPr>
+      <w:r>
+        <w:rPr>
+          <w:sz w:val="24"/>
+          <w:szCs w:val="24"/>
+        </w:rPr>
+        <w:t>Enter your preferred name in the Site name field.</w:t>
+      </w:r>
+    </w:p>
+    <w:p>
+      <w:pPr>
+        <w:pStyle w:val="ListParagraph"/>
+        <w:rPr>
+          <w:sz w:val="24"/>
+          <w:szCs w:val="24"/>
+        </w:rPr>
+      </w:pPr>
+    </w:p>
+    <w:p>
+      <w:pPr>
+        <w:pStyle w:val="ListParagraph"/>
+        <w:numPr>
+          <w:ilvl w:val="0"/>
+          <w:numId w:val="4"/>
+        </w:numPr>
+        <w:rPr>
+          <w:sz w:val="24"/>
+          <w:szCs w:val="24"/>
+        </w:rPr>
+      </w:pPr>
+      <w:r>
+        <w:rPr>
+          <w:sz w:val="24"/>
+          <w:szCs w:val="24"/>
+        </w:rPr>
+        <w:t>Fill the physical path with the root direction of the published folder from before.</w:t>
+      </w:r>
+    </w:p>
+    <w:p>
+      <w:pPr>
+        <w:pStyle w:val="ListParagraph"/>
+        <w:rPr>
+          <w:sz w:val="24"/>
+          <w:szCs w:val="24"/>
+        </w:rPr>
+      </w:pPr>
+    </w:p>
+    <w:p>
+      <w:pPr>
+        <w:pStyle w:val="ListParagraph"/>
+        <w:numPr>
+          <w:ilvl w:val="0"/>
+          <w:numId w:val="4"/>
+        </w:numPr>
+        <w:rPr>
+          <w:sz w:val="24"/>
+          <w:szCs w:val="24"/>
+        </w:rPr>
+      </w:pPr>
+      <w:r>
+        <w:rPr>
+          <w:sz w:val="24"/>
+          <w:szCs w:val="24"/>
+        </w:rPr>
+        <w:t>Enter an unassigned port number that is not currently in use by other websites or reserved by the system. It is best to choose a custom port within the range of 1024 to 65535.</w:t>
+      </w:r>
+    </w:p>
+    <w:p>
+      <w:pPr>
+        <w:pStyle w:val="ListParagraph"/>
+        <w:rPr>
+          <w:sz w:val="24"/>
+          <w:szCs w:val="24"/>
+        </w:rPr>
+      </w:pPr>
+    </w:p>
+    <w:p>
+      <w:pPr>
+        <w:pStyle w:val="ListParagraph"/>
+        <w:numPr>
+          <w:ilvl w:val="0"/>
+          <w:numId w:val="4"/>
+        </w:numPr>
+        <w:rPr>
+          <w:sz w:val="24"/>
+          <w:szCs w:val="24"/>
+        </w:rPr>
+      </w:pPr>
+      <w:r>
+        <w:rPr>
+          <w:sz w:val="24"/>
+          <w:szCs w:val="24"/>
+        </w:rPr>
+        <w:t>Entered your preferred name in the host name field.</w:t>
+      </w:r>
+    </w:p>
+    <w:p>
+      <w:pPr>
+        <w:pStyle w:val="ListParagraph"/>
+        <w:rPr>
+          <w:sz w:val="24"/>
+          <w:szCs w:val="24"/>
+        </w:rPr>
+      </w:pPr>
+    </w:p>
+    <w:p>
+      <w:pPr>
+        <w:pStyle w:val="ListParagraph"/>
+        <w:numPr>
+          <w:ilvl w:val="0"/>
+          <w:numId w:val="4"/>
+        </w:numPr>
+        <w:rPr>
+          <w:sz w:val="24"/>
+          <w:szCs w:val="24"/>
+        </w:rPr>
+      </w:pPr>
+      <w:r>
+        <w:rPr>
+          <w:sz w:val="24"/>
+          <w:szCs w:val="24"/>
+        </w:rPr>
+        <w:t>Press Ok</w:t>
+      </w:r>
+    </w:p>
+    <w:p>
+      <w:pPr>
+        <w:rPr>
+          <w:sz w:val="24"/>
+          <w:szCs w:val="24"/>
+        </w:rPr>
+      </w:pPr>
+    </w:p>
+    <w:p>
+      <w:pPr>
+        <w:pStyle w:val="Heading2"/>
+        <w:numPr>
+          <w:ilvl w:val="0"/>
+          <w:numId w:val="1"/>
+        </w:numPr>
         <w:rPr>
           <w:b/>
           <w:bCs/>
@@ -981,227 +1188,8 @@
           <w:sz w:val="28"/>
           <w:szCs w:val="28"/>
         </w:rPr>
-        <w:t xml:space="preserve"> IIS deployment.</w:t>
-      </w:r>
-    </w:p>
-    <w:p>
-      <w:pPr>
-        <w:rPr>
-          <w:sz w:val="24"/>
-          <w:szCs w:val="24"/>
-        </w:rPr>
-      </w:pPr>
-    </w:p>
-    <w:p>
-      <w:pPr>
-        <w:pStyle w:val="ListParagraph"/>
-        <w:numPr>
-          <w:ilvl w:val="0"/>
-          <w:numId w:val="4"/>
-        </w:numPr>
-        <w:rPr>
-          <w:sz w:val="24"/>
-          <w:szCs w:val="24"/>
-        </w:rPr>
-      </w:pPr>
-      <w:r>
-        <w:rPr>
-          <w:sz w:val="24"/>
-          <w:szCs w:val="24"/>
-        </w:rPr>
-        <w:t>Open IIS through searching IIS in windows search.</w:t>
-      </w:r>
-    </w:p>
-    <w:p>
-      <w:pPr>
-        <w:pStyle w:val="ListParagraph"/>
-        <w:ind w:left="1080"/>
-        <w:rPr>
-          <w:sz w:val="24"/>
-          <w:szCs w:val="24"/>
-        </w:rPr>
-      </w:pPr>
-    </w:p>
-    <w:p>
-      <w:pPr>
-        <w:pStyle w:val="ListParagraph"/>
-        <w:numPr>
-          <w:ilvl w:val="0"/>
-          <w:numId w:val="4"/>
-        </w:numPr>
-        <w:rPr>
-          <w:sz w:val="24"/>
-          <w:szCs w:val="24"/>
-        </w:rPr>
-      </w:pPr>
-      <w:r>
-        <w:rPr>
-          <w:sz w:val="24"/>
-          <w:szCs w:val="24"/>
-        </w:rPr>
-        <w:t>Right click on Sites and choose Add website.</w:t>
-      </w:r>
-    </w:p>
-    <w:p>
-      <w:pPr>
-        <w:pStyle w:val="ListParagraph"/>
-        <w:rPr>
-          <w:sz w:val="24"/>
-          <w:szCs w:val="24"/>
-        </w:rPr>
-      </w:pPr>
-    </w:p>
-    <w:p>
-      <w:pPr>
-        <w:pStyle w:val="ListParagraph"/>
-        <w:numPr>
-          <w:ilvl w:val="0"/>
-          <w:numId w:val="4"/>
-        </w:numPr>
-        <w:rPr>
-          <w:sz w:val="24"/>
-          <w:szCs w:val="24"/>
-        </w:rPr>
-      </w:pPr>
-      <w:r>
-        <w:rPr>
-          <w:sz w:val="24"/>
-          <w:szCs w:val="24"/>
-        </w:rPr>
-        <w:t>Enter your preferred name in the Site name field.</w:t>
-      </w:r>
-    </w:p>
-    <w:p>
-      <w:pPr>
-        <w:pStyle w:val="ListParagraph"/>
-        <w:rPr>
-          <w:sz w:val="24"/>
-          <w:szCs w:val="24"/>
-        </w:rPr>
-      </w:pPr>
-    </w:p>
-    <w:p>
-      <w:pPr>
-        <w:pStyle w:val="ListParagraph"/>
-        <w:numPr>
-          <w:ilvl w:val="0"/>
-          <w:numId w:val="4"/>
-        </w:numPr>
-        <w:rPr>
-          <w:sz w:val="24"/>
-          <w:szCs w:val="24"/>
-        </w:rPr>
-      </w:pPr>
-      <w:r>
-        <w:rPr>
-          <w:sz w:val="24"/>
-          <w:szCs w:val="24"/>
-        </w:rPr>
-        <w:t>Fill the physical path with the root direction of the published folder from before.</w:t>
-      </w:r>
-    </w:p>
-    <w:p>
-      <w:pPr>
-        <w:pStyle w:val="ListParagraph"/>
-        <w:rPr>
-          <w:sz w:val="24"/>
-          <w:szCs w:val="24"/>
-        </w:rPr>
-      </w:pPr>
-    </w:p>
-    <w:p>
-      <w:pPr>
-        <w:pStyle w:val="ListParagraph"/>
-        <w:numPr>
-          <w:ilvl w:val="0"/>
-          <w:numId w:val="4"/>
-        </w:numPr>
-        <w:rPr>
-          <w:sz w:val="24"/>
-          <w:szCs w:val="24"/>
-        </w:rPr>
-      </w:pPr>
-      <w:r>
-        <w:rPr>
-          <w:sz w:val="24"/>
-          <w:szCs w:val="24"/>
-        </w:rPr>
-        <w:t>Enter an unassigned port number that is not currently in use by other websites or reserved by the system. It is best to choose a custom port within the range of 1024 to 65535.</w:t>
-      </w:r>
-    </w:p>
-    <w:p>
-      <w:pPr>
-        <w:pStyle w:val="ListParagraph"/>
-        <w:rPr>
-          <w:sz w:val="24"/>
-          <w:szCs w:val="24"/>
-        </w:rPr>
-      </w:pPr>
-    </w:p>
-    <w:p>
-      <w:pPr>
-        <w:pStyle w:val="ListParagraph"/>
-        <w:numPr>
-          <w:ilvl w:val="0"/>
-          <w:numId w:val="4"/>
-        </w:numPr>
-        <w:rPr>
-          <w:sz w:val="24"/>
-          <w:szCs w:val="24"/>
-        </w:rPr>
-      </w:pPr>
-      <w:r>
-        <w:rPr>
-          <w:sz w:val="24"/>
-          <w:szCs w:val="24"/>
-        </w:rPr>
-        <w:t>Entered your preferred name in the host name field.</w:t>
-      </w:r>
-    </w:p>
-    <w:p>
-      <w:pPr>
-        <w:pStyle w:val="ListParagraph"/>
-        <w:rPr>
-          <w:sz w:val="24"/>
-          <w:szCs w:val="24"/>
-        </w:rPr>
-      </w:pPr>
-    </w:p>
-    <w:p>
-      <w:pPr>
-        <w:pStyle w:val="ListParagraph"/>
-        <w:numPr>
-          <w:ilvl w:val="0"/>
-          <w:numId w:val="4"/>
-        </w:numPr>
-        <w:rPr>
-          <w:sz w:val="24"/>
-          <w:szCs w:val="24"/>
-        </w:rPr>
-      </w:pPr>
-      <w:r>
-        <w:rPr>
-          <w:sz w:val="24"/>
-          <w:szCs w:val="24"/>
-        </w:rPr>
-        <w:t>Press Ok</w:t>
-      </w:r>
-    </w:p>
-    <w:p>
-      <w:pPr>
-        <w:rPr>
-          <w:sz w:val="24"/>
-          <w:szCs w:val="24"/>
-        </w:rPr>
-      </w:pPr>
-    </w:p>
-    <w:p>
-      <w:pPr>
-        <w:pStyle w:val="Heading2"/>
-        <w:numPr>
-          <w:ilvl w:val="0"/>
-          <w:numId w:val="1"/>
-        </w:numPr>
+      </w:pPr>
+      <w:r>
         <w:rPr>
           <w:b/>
           <w:bCs/>
@@ -1209,8 +1197,458 @@
           <w:sz w:val="28"/>
           <w:szCs w:val="28"/>
         </w:rPr>
-      </w:pPr>
-      <w:r>
+        <w:t>Granting Database Permissions to the IIS Virtual Account</w:t>
+      </w:r>
+    </w:p>
+    <w:p>
+      <w:pPr>
+        <w:rPr>
+          <w:sz w:val="24"/>
+          <w:szCs w:val="24"/>
+        </w:rPr>
+      </w:pPr>
+    </w:p>
+    <w:p>
+      <w:pPr>
+        <w:pStyle w:val="ListParagraph"/>
+        <w:numPr>
+          <w:ilvl w:val="0"/>
+          <w:numId w:val="4"/>
+        </w:numPr>
+        <w:rPr>
+          <w:color w:val="FF0000"/>
+          <w:sz w:val="24"/>
+          <w:szCs w:val="24"/>
+        </w:rPr>
+      </w:pPr>
+      <w:r>
+        <w:rPr>
+          <w:color w:val="FF0000"/>
+          <w:sz w:val="24"/>
+          <w:szCs w:val="24"/>
+        </w:rPr>
+        <w:t>These steps are required when using Windows Authentication. Because the system authenticates connections using the application identity, you must create a SQL Server login for your IIS Application Pool and grant it the necessary database privileges.</w:t>
+      </w:r>
+    </w:p>
+    <w:p>
+      <w:pPr>
+        <w:pStyle w:val="ListParagraph"/>
+        <w:ind w:left="1080"/>
+        <w:rPr>
+          <w:sz w:val="24"/>
+          <w:szCs w:val="24"/>
+        </w:rPr>
+      </w:pPr>
+    </w:p>
+    <w:p>
+      <w:pPr>
+        <w:pStyle w:val="ListParagraph"/>
+        <w:numPr>
+          <w:ilvl w:val="0"/>
+          <w:numId w:val="4"/>
+        </w:numPr>
+        <w:rPr>
+          <w:sz w:val="24"/>
+          <w:szCs w:val="24"/>
+        </w:rPr>
+      </w:pPr>
+      <w:r>
+        <w:rPr>
+          <w:sz w:val="24"/>
+          <w:szCs w:val="24"/>
+        </w:rPr>
+        <w:t>Open SQL Server Management Studio.</w:t>
+      </w:r>
+    </w:p>
+    <w:p>
+      <w:pPr>
+        <w:pStyle w:val="ListParagraph"/>
+        <w:rPr>
+          <w:sz w:val="24"/>
+          <w:szCs w:val="24"/>
+        </w:rPr>
+      </w:pPr>
+    </w:p>
+    <w:p>
+      <w:pPr>
+        <w:pStyle w:val="ListParagraph"/>
+        <w:numPr>
+          <w:ilvl w:val="0"/>
+          <w:numId w:val="4"/>
+        </w:numPr>
+        <w:rPr>
+          <w:sz w:val="24"/>
+          <w:szCs w:val="24"/>
+        </w:rPr>
+      </w:pPr>
+      <w:r>
+        <w:rPr>
+          <w:sz w:val="24"/>
+          <w:szCs w:val="24"/>
+        </w:rPr>
+        <w:t>Open a new query in SQL Server Management Studio (SSMS) and paste the SQL script. Locate the backslash (\) characters in the script and append your exact IIS Application Pool name immediately after them. To avoid mismatches, copy the pool name directly from the Application Pools menu in IIS Manager. Ensure no trailing spaces or formatting changes are introduced.</w:t>
+      </w:r>
+    </w:p>
+    <w:p>
+      <w:pPr>
+        <w:pStyle w:val="ListParagraph"/>
+        <w:rPr>
+          <w:sz w:val="24"/>
+          <w:szCs w:val="24"/>
+        </w:rPr>
+      </w:pPr>
+    </w:p>
+    <w:p>
+      <w:pPr>
+        <w:pStyle w:val="ListParagraph"/>
+        <w:ind w:left="1080"/>
+        <w:rPr>
+          <w:sz w:val="24"/>
+          <w:szCs w:val="24"/>
+        </w:rPr>
+      </w:pPr>
+    </w:p>
+    <w:p>
+      <w:pPr>
+        <w:pStyle w:val="ListParagraph"/>
+        <w:ind w:left="1440"/>
+        <w:rPr>
+          <w:sz w:val="24"/>
+          <w:szCs w:val="24"/>
+        </w:rPr>
+      </w:pPr>
+      <w:r>
+        <w:rPr>
+          <w:sz w:val="24"/>
+          <w:szCs w:val="24"/>
+        </w:rPr>
+        <w:t>CREATE LOGIN [IIS APPPOOL\]</w:t>
+      </w:r>
+      <w:r>
+        <w:rPr>
+          <w:sz w:val="24"/>
+          <w:szCs w:val="24"/>
+        </w:rPr>
+        <w:t xml:space="preserve"> FROM WINDOWS </w:t>
+      </w:r>
+    </w:p>
+    <w:p>
+      <w:pPr>
+        <w:pStyle w:val="ListParagraph"/>
+        <w:ind w:left="1440"/>
+        <w:rPr>
+          <w:sz w:val="24"/>
+          <w:szCs w:val="24"/>
+        </w:rPr>
+      </w:pPr>
+      <w:r>
+        <w:rPr>
+          <w:sz w:val="24"/>
+          <w:szCs w:val="24"/>
+        </w:rPr>
+        <w:t>GO</w:t>
+      </w:r>
+    </w:p>
+    <w:p>
+      <w:pPr>
+        <w:pStyle w:val="ListParagraph"/>
+        <w:ind w:left="1440"/>
+        <w:rPr>
+          <w:sz w:val="24"/>
+          <w:szCs w:val="24"/>
+        </w:rPr>
+      </w:pPr>
+      <w:r>
+        <w:rPr>
+          <w:sz w:val="24"/>
+          <w:szCs w:val="24"/>
+        </w:rPr>
+        <w:t>ALTER SERVER ROLE [</w:t>
+      </w:r>
+      <w:proofErr w:type="spellStart"/>
+      <w:r>
+        <w:rPr>
+          <w:sz w:val="24"/>
+          <w:szCs w:val="24"/>
+        </w:rPr>
+        <w:t>dbcreator</w:t>
+      </w:r>
+      <w:proofErr w:type="spellEnd"/>
+      <w:r>
+        <w:rPr>
+          <w:sz w:val="24"/>
+          <w:szCs w:val="24"/>
+        </w:rPr>
+        <w:t>] ADD MEMBER [IIS APPPOOL\]</w:t>
+      </w:r>
+    </w:p>
+    <w:p>
+      <w:pPr>
+        <w:pStyle w:val="ListParagraph"/>
+        <w:ind w:left="1440"/>
+        <w:rPr>
+          <w:sz w:val="24"/>
+          <w:szCs w:val="24"/>
+        </w:rPr>
+      </w:pPr>
+      <w:r>
+        <w:rPr>
+          <w:sz w:val="24"/>
+          <w:szCs w:val="24"/>
+        </w:rPr>
+        <w:t>GO</w:t>
+      </w:r>
+    </w:p>
+    <w:p>
+      <w:pPr>
+        <w:pStyle w:val="ListParagraph"/>
+        <w:numPr>
+          <w:ilvl w:val="0"/>
+          <w:numId w:val="4"/>
+        </w:numPr>
+        <w:rPr>
+          <w:sz w:val="24"/>
+          <w:szCs w:val="24"/>
+        </w:rPr>
+      </w:pPr>
+      <w:r>
+        <w:rPr>
+          <w:sz w:val="24"/>
+          <w:szCs w:val="24"/>
+        </w:rPr>
+        <w:lastRenderedPageBreak/>
+        <w:t xml:space="preserve">Press </w:t>
+      </w:r>
+      <w:r>
+        <w:rPr>
+          <w:sz w:val="24"/>
+          <w:szCs w:val="24"/>
+        </w:rPr>
+        <w:t>E</w:t>
+      </w:r>
+      <w:r>
+        <w:rPr>
+          <w:sz w:val="24"/>
+          <w:szCs w:val="24"/>
+        </w:rPr>
+        <w:t>xecute.</w:t>
+      </w:r>
+    </w:p>
+    <w:p>
+      <w:pPr>
+        <w:pStyle w:val="ListParagraph"/>
+        <w:ind w:left="1080"/>
+        <w:rPr>
+          <w:sz w:val="24"/>
+          <w:szCs w:val="24"/>
+        </w:rPr>
+      </w:pPr>
+    </w:p>
+    <w:p>
+      <w:pPr>
+        <w:pStyle w:val="ListParagraph"/>
+        <w:numPr>
+          <w:ilvl w:val="0"/>
+          <w:numId w:val="4"/>
+        </w:numPr>
+        <w:rPr>
+          <w:sz w:val="24"/>
+          <w:szCs w:val="24"/>
+        </w:rPr>
+      </w:pPr>
+      <w:r>
+        <w:rPr>
+          <w:sz w:val="24"/>
+          <w:szCs w:val="24"/>
+        </w:rPr>
+        <w:t>Expand Security inside the required server</w:t>
+      </w:r>
+      <w:r>
+        <w:rPr>
+          <w:sz w:val="24"/>
+          <w:szCs w:val="24"/>
+        </w:rPr>
+        <w:t xml:space="preserve"> then expand Logins search for the newly created login it should start with IISAPPPOOL</w:t>
+      </w:r>
+      <w:proofErr w:type="gramStart"/>
+      <w:r>
+        <w:rPr>
+          <w:sz w:val="24"/>
+          <w:szCs w:val="24"/>
+        </w:rPr>
+        <w:t>\”your</w:t>
+      </w:r>
+      <w:proofErr w:type="gramEnd"/>
+      <w:r>
+        <w:rPr>
+          <w:sz w:val="24"/>
+          <w:szCs w:val="24"/>
+        </w:rPr>
+        <w:t xml:space="preserve"> site name” if not right click on Logins and press refresh.</w:t>
+      </w:r>
+    </w:p>
+    <w:p>
+      <w:pPr>
+        <w:pStyle w:val="ListParagraph"/>
+        <w:rPr>
+          <w:sz w:val="24"/>
+          <w:szCs w:val="24"/>
+        </w:rPr>
+      </w:pPr>
+    </w:p>
+    <w:p>
+      <w:pPr>
+        <w:pStyle w:val="ListParagraph"/>
+        <w:numPr>
+          <w:ilvl w:val="0"/>
+          <w:numId w:val="4"/>
+        </w:numPr>
+        <w:rPr>
+          <w:sz w:val="24"/>
+          <w:szCs w:val="24"/>
+        </w:rPr>
+      </w:pPr>
+      <w:r>
+        <w:rPr>
+          <w:sz w:val="24"/>
+          <w:szCs w:val="24"/>
+        </w:rPr>
+        <w:t>Right click on this specific login and choose properties then choose User mapping.</w:t>
+      </w:r>
+    </w:p>
+    <w:p>
+      <w:pPr>
+        <w:pStyle w:val="ListParagraph"/>
+        <w:rPr>
+          <w:sz w:val="24"/>
+          <w:szCs w:val="24"/>
+        </w:rPr>
+      </w:pPr>
+    </w:p>
+    <w:p>
+      <w:pPr>
+        <w:pStyle w:val="ListParagraph"/>
+        <w:numPr>
+          <w:ilvl w:val="0"/>
+          <w:numId w:val="4"/>
+        </w:numPr>
+        <w:rPr>
+          <w:sz w:val="24"/>
+          <w:szCs w:val="24"/>
+        </w:rPr>
+      </w:pPr>
+      <w:r>
+        <w:rPr>
+          <w:sz w:val="24"/>
+          <w:szCs w:val="24"/>
+        </w:rPr>
+        <w:t xml:space="preserve">Choose the </w:t>
+      </w:r>
+      <w:r>
+        <w:rPr>
+          <w:sz w:val="24"/>
+          <w:szCs w:val="24"/>
+        </w:rPr>
+        <w:t xml:space="preserve">Dedicated </w:t>
+      </w:r>
+      <w:r>
+        <w:rPr>
+          <w:sz w:val="24"/>
+          <w:szCs w:val="24"/>
+        </w:rPr>
+        <w:t xml:space="preserve">database Check its column map and check both </w:t>
+      </w:r>
+      <w:proofErr w:type="spellStart"/>
+      <w:r>
+        <w:rPr>
+          <w:sz w:val="24"/>
+          <w:szCs w:val="24"/>
+        </w:rPr>
+        <w:t>db_reader</w:t>
+      </w:r>
+      <w:proofErr w:type="spellEnd"/>
+      <w:r>
+        <w:rPr>
+          <w:sz w:val="24"/>
+          <w:szCs w:val="24"/>
+        </w:rPr>
+        <w:t xml:space="preserve"> and </w:t>
+      </w:r>
+      <w:proofErr w:type="spellStart"/>
+      <w:r>
+        <w:rPr>
+          <w:sz w:val="24"/>
+          <w:szCs w:val="24"/>
+        </w:rPr>
+        <w:t>db_writer</w:t>
+      </w:r>
+      <w:proofErr w:type="spellEnd"/>
+      <w:r>
+        <w:rPr>
+          <w:sz w:val="24"/>
+          <w:szCs w:val="24"/>
+        </w:rPr>
+        <w:t xml:space="preserve"> in database role membership for the database you chose</w:t>
+      </w:r>
+      <w:r>
+        <w:rPr>
+          <w:sz w:val="24"/>
+          <w:szCs w:val="24"/>
+        </w:rPr>
+        <w:t xml:space="preserve"> then press Ok</w:t>
+      </w:r>
+      <w:r>
+        <w:rPr>
+          <w:sz w:val="24"/>
+          <w:szCs w:val="24"/>
+        </w:rPr>
+        <w:t>.</w:t>
+      </w:r>
+    </w:p>
+    <w:p>
+      <w:pPr>
+        <w:pStyle w:val="ListParagraph"/>
+        <w:rPr>
+          <w:sz w:val="24"/>
+          <w:szCs w:val="24"/>
+        </w:rPr>
+      </w:pPr>
+    </w:p>
+    <w:p>
+      <w:pPr>
+        <w:pStyle w:val="ListParagraph"/>
+        <w:numPr>
+          <w:ilvl w:val="0"/>
+          <w:numId w:val="4"/>
+        </w:numPr>
+        <w:rPr>
+          <w:sz w:val="24"/>
+          <w:szCs w:val="24"/>
+        </w:rPr>
+      </w:pPr>
+      <w:r>
+        <w:rPr>
+          <w:sz w:val="24"/>
+          <w:szCs w:val="24"/>
+        </w:rPr>
+        <w:t>Check the user’s manual in order to know how to use the application</w:t>
+      </w:r>
+    </w:p>
+    <w:p>
+      <w:pPr>
+        <w:rPr>
+          <w:sz w:val="24"/>
+          <w:szCs w:val="24"/>
+        </w:rPr>
+      </w:pPr>
+    </w:p>
+    <w:p>
+      <w:pPr>
+        <w:pStyle w:val="Heading2"/>
+        <w:numPr>
+          <w:ilvl w:val="0"/>
+          <w:numId w:val="1"/>
+        </w:numPr>
         <w:rPr>
           <w:b/>
           <w:bCs/>
@@ -1218,7 +1656,46 @@
           <w:sz w:val="28"/>
           <w:szCs w:val="28"/>
         </w:rPr>
-        <w:t>Granting Database Permissions to the IIS Virtual Account</w:t>
+      </w:pPr>
+      <w:r>
+        <w:rPr>
+          <w:b/>
+          <w:bCs/>
+          <w:color w:val="000000" w:themeColor="text1"/>
+          <w:sz w:val="28"/>
+          <w:szCs w:val="28"/>
+        </w:rPr>
+        <w:t>Setting up</w:t>
+      </w:r>
+      <w:r>
+        <w:rPr>
+          <w:b/>
+          <w:bCs/>
+          <w:color w:val="000000" w:themeColor="text1"/>
+          <w:sz w:val="28"/>
+          <w:szCs w:val="28"/>
+        </w:rPr>
+        <w:t xml:space="preserve"> Windows Event logg</w:t>
+      </w:r>
+      <w:r>
+        <w:rPr>
+          <w:b/>
+          <w:bCs/>
+          <w:color w:val="000000" w:themeColor="text1"/>
+          <w:sz w:val="28"/>
+          <w:szCs w:val="28"/>
+        </w:rPr>
+        <w:t>ing</w:t>
+      </w:r>
+      <w:r>
+        <w:rPr>
+          <w:b/>
+          <w:bCs/>
+          <w:color w:val="000000" w:themeColor="text1"/>
+          <w:sz w:val="28"/>
+          <w:szCs w:val="28"/>
+        </w:rPr>
+        <w:t>.</w:t>
       </w:r>
     </w:p>
     <w:p>
@@ -1237,6 +1714,309 @@
           <w:numId w:val="4"/>
         </w:numPr>
         <w:rPr>
+          <w:sz w:val="24"/>
+          <w:szCs w:val="24"/>
+        </w:rPr>
+      </w:pPr>
+      <w:r>
+        <w:rPr>
+          <w:sz w:val="24"/>
+          <w:szCs w:val="24"/>
+        </w:rPr>
+        <w:t>O</w:t>
+      </w:r>
+      <w:r>
+        <w:rPr>
+          <w:sz w:val="24"/>
+          <w:szCs w:val="24"/>
+        </w:rPr>
+        <w:t>pen</w:t>
+      </w:r>
+      <w:r>
+        <w:rPr>
+          <w:sz w:val="24"/>
+          <w:szCs w:val="24"/>
+        </w:rPr>
+        <w:t xml:space="preserve"> </w:t>
+      </w:r>
+      <w:r>
+        <w:rPr>
+          <w:sz w:val="24"/>
+          <w:szCs w:val="24"/>
+        </w:rPr>
+        <w:t>“</w:t>
+      </w:r>
+      <w:r>
+        <w:rPr>
+          <w:sz w:val="24"/>
+          <w:szCs w:val="24"/>
+        </w:rPr>
+        <w:t>windows Power shell</w:t>
+      </w:r>
+      <w:r>
+        <w:rPr>
+          <w:sz w:val="24"/>
+          <w:szCs w:val="24"/>
+        </w:rPr>
+        <w:t>”</w:t>
+      </w:r>
+      <w:r>
+        <w:rPr>
+          <w:sz w:val="24"/>
+          <w:szCs w:val="24"/>
+        </w:rPr>
+        <w:t xml:space="preserve"> as an admin, can be found through windows search in task bar.</w:t>
+      </w:r>
+    </w:p>
+    <w:p>
+      <w:pPr>
+        <w:pStyle w:val="ListParagraph"/>
+        <w:ind w:left="1080"/>
+        <w:rPr>
+          <w:sz w:val="24"/>
+          <w:szCs w:val="24"/>
+        </w:rPr>
+      </w:pPr>
+    </w:p>
+    <w:p>
+      <w:pPr>
+        <w:pStyle w:val="ListParagraph"/>
+        <w:numPr>
+          <w:ilvl w:val="0"/>
+          <w:numId w:val="4"/>
+        </w:numPr>
+        <w:rPr>
+          <w:sz w:val="24"/>
+          <w:szCs w:val="24"/>
+        </w:rPr>
+      </w:pPr>
+      <w:r>
+        <w:rPr>
+          <w:sz w:val="24"/>
+          <w:szCs w:val="24"/>
+        </w:rPr>
+        <w:t>Copy this command and paste it into power shell then press enter.</w:t>
+      </w:r>
+    </w:p>
+    <w:p>
+      <w:pPr>
+        <w:pStyle w:val="ListParagraph"/>
+        <w:rPr>
+          <w:sz w:val="24"/>
+          <w:szCs w:val="24"/>
+        </w:rPr>
+      </w:pPr>
+    </w:p>
+    <w:p>
+      <w:pPr>
+        <w:pStyle w:val="ListParagraph"/>
+        <w:ind w:left="1080"/>
+      </w:pPr>
+      <w:r>
+        <w:t>New-</w:t>
+      </w:r>
+      <w:proofErr w:type="spellStart"/>
+      <w:r>
+        <w:t>EventLog</w:t>
+      </w:r>
+      <w:proofErr w:type="spellEnd"/>
+      <w:r>
+        <w:t xml:space="preserve"> -</w:t>
+      </w:r>
+      <w:proofErr w:type="spellStart"/>
+      <w:r>
+        <w:t>LogName</w:t>
+      </w:r>
+      <w:proofErr w:type="spellEnd"/>
+      <w:r>
+        <w:t xml:space="preserve"> "</w:t>
+      </w:r>
+      <w:proofErr w:type="spellStart"/>
+      <w:r>
+        <w:t>BankPortalLog</w:t>
+      </w:r>
+      <w:proofErr w:type="spellEnd"/>
+      <w:r>
+        <w:t>" -Source "Bank Configuration Portal"</w:t>
+      </w:r>
+    </w:p>
+    <w:p>
+      <w:pPr>
+        <w:pStyle w:val="ListParagraph"/>
+        <w:rPr>
+          <w:sz w:val="24"/>
+          <w:szCs w:val="24"/>
+        </w:rPr>
+      </w:pPr>
+    </w:p>
+    <w:p>
+      <w:pPr>
+        <w:pStyle w:val="ListParagraph"/>
+        <w:numPr>
+          <w:ilvl w:val="0"/>
+          <w:numId w:val="4"/>
+        </w:numPr>
+        <w:rPr>
+          <w:sz w:val="24"/>
+          <w:szCs w:val="24"/>
+        </w:rPr>
+      </w:pPr>
+      <w:r>
+        <w:rPr>
+          <w:sz w:val="24"/>
+          <w:szCs w:val="24"/>
+        </w:rPr>
+        <w:t>Then copy this command and paste into power shell then press Enter.</w:t>
+      </w:r>
+    </w:p>
+    <w:p>
+      <w:pPr>
+        <w:pStyle w:val="ListParagraph"/>
+        <w:ind w:left="1080"/>
+        <w:rPr>
+          <w:sz w:val="24"/>
+          <w:szCs w:val="24"/>
+        </w:rPr>
+      </w:pPr>
+    </w:p>
+    <w:p>
+      <w:pPr>
+        <w:pStyle w:val="ListParagraph"/>
+        <w:ind w:left="1080"/>
+      </w:pPr>
+      <w:r>
+        <w:t>Restart-Service -Name "</w:t>
+      </w:r>
+      <w:proofErr w:type="spellStart"/>
+      <w:r>
+        <w:t>EventLog</w:t>
+      </w:r>
+      <w:proofErr w:type="spellEnd"/>
+      <w:r>
+        <w:t>" -Force</w:t>
+      </w:r>
+    </w:p>
+    <w:p>
+      <w:pPr>
+        <w:pStyle w:val="ListParagraph"/>
+        <w:ind w:left="1080"/>
+        <w:rPr>
+          <w:sz w:val="24"/>
+          <w:szCs w:val="24"/>
+        </w:rPr>
+      </w:pPr>
+    </w:p>
+    <w:p>
+      <w:pPr>
+        <w:pStyle w:val="ListParagraph"/>
+        <w:numPr>
+          <w:ilvl w:val="0"/>
+          <w:numId w:val="4"/>
+        </w:numPr>
+        <w:rPr>
+          <w:sz w:val="24"/>
+          <w:szCs w:val="24"/>
+        </w:rPr>
+      </w:pPr>
+      <w:r>
+        <w:rPr>
+          <w:sz w:val="24"/>
+          <w:szCs w:val="24"/>
+        </w:rPr>
+        <w:t>All Logged Error in Logs folder can also be found in “Event Viewer”.</w:t>
+      </w:r>
+    </w:p>
+    <w:p>
+      <w:pPr>
+        <w:pStyle w:val="ListParagraph"/>
+        <w:ind w:left="1080"/>
+        <w:rPr>
+          <w:sz w:val="24"/>
+          <w:szCs w:val="24"/>
+        </w:rPr>
+      </w:pPr>
+    </w:p>
+    <w:p>
+      <w:pPr>
+        <w:pStyle w:val="ListParagraph"/>
+        <w:numPr>
+          <w:ilvl w:val="0"/>
+          <w:numId w:val="4"/>
+        </w:numPr>
+        <w:rPr>
+          <w:sz w:val="24"/>
+          <w:szCs w:val="24"/>
+        </w:rPr>
+      </w:pPr>
+      <w:r>
+        <w:rPr>
+          <w:sz w:val="24"/>
+          <w:szCs w:val="24"/>
+        </w:rPr>
+        <w:t xml:space="preserve">Open it then navigate to </w:t>
+      </w:r>
+      <w:r>
+        <w:rPr>
+          <w:sz w:val="24"/>
+          <w:szCs w:val="24"/>
+        </w:rPr>
+        <w:t>“</w:t>
+      </w:r>
+      <w:r>
+        <w:rPr>
+          <w:sz w:val="24"/>
+          <w:szCs w:val="24"/>
+        </w:rPr>
+        <w:t>Applications and Services Logs</w:t>
+      </w:r>
+      <w:r>
+        <w:rPr>
+          <w:sz w:val="24"/>
+          <w:szCs w:val="24"/>
+        </w:rPr>
+        <w:t>”</w:t>
+      </w:r>
+      <w:r>
+        <w:rPr>
+          <w:sz w:val="24"/>
+          <w:szCs w:val="24"/>
+        </w:rPr>
+        <w:t>, search for “</w:t>
+      </w:r>
+      <w:proofErr w:type="spellStart"/>
+      <w:r>
+        <w:rPr>
+          <w:sz w:val="24"/>
+          <w:szCs w:val="24"/>
+        </w:rPr>
+        <w:t>BankPortalLog</w:t>
+      </w:r>
+      <w:proofErr w:type="spellEnd"/>
+      <w:r>
+        <w:rPr>
+          <w:sz w:val="24"/>
+          <w:szCs w:val="24"/>
+        </w:rPr>
+        <w:t>” and press on it.</w:t>
+      </w:r>
+    </w:p>
+    <w:p>
+      <w:pPr>
+        <w:pStyle w:val="ListParagraph"/>
+        <w:rPr>
+          <w:sz w:val="24"/>
+          <w:szCs w:val="24"/>
+        </w:rPr>
+      </w:pPr>
+    </w:p>
+    <w:p>
+      <w:pPr>
+        <w:pStyle w:val="ListParagraph"/>
+        <w:numPr>
+          <w:ilvl w:val="0"/>
+          <w:numId w:val="4"/>
+        </w:numPr>
+        <w:rPr>
           <w:color w:val="FF0000"/>
           <w:sz w:val="24"/>
           <w:szCs w:val="24"/>
@@ -1248,433 +2028,96 @@
           <w:sz w:val="24"/>
           <w:szCs w:val="24"/>
         </w:rPr>
-        <w:t>These steps are required when using Windows Authentication. Because the system authenticates connections using the application identity, you must create a SQL Server login for your IIS Application Pool and grant it the necessary database privileges.</w:t>
-      </w:r>
+        <w:t>If later User wanted to remove the Custom event log this can be done by copying this command and pasting it into power shell as Admin</w:t>
+      </w:r>
+      <w:r>
+        <w:rPr>
+          <w:color w:val="FF0000"/>
+          <w:sz w:val="24"/>
+          <w:szCs w:val="24"/>
+        </w:rPr>
+        <w:t xml:space="preserve"> </w:t>
+      </w:r>
+      <w:bookmarkStart w:id="0" w:name="_GoBack"/>
+      <w:bookmarkEnd w:id="0"/>
+    </w:p>
+    <w:p>
+      <w:pPr>
+        <w:pStyle w:val="ListParagraph"/>
+        <w:rPr>
+          <w:color w:val="FF0000"/>
+          <w:sz w:val="24"/>
+          <w:szCs w:val="24"/>
+        </w:rPr>
+      </w:pPr>
     </w:p>
     <w:p>
       <w:pPr>
         <w:pStyle w:val="ListParagraph"/>
         <w:ind w:left="1080"/>
         <w:rPr>
-          <w:sz w:val="24"/>
-          <w:szCs w:val="24"/>
-        </w:rPr>
-      </w:pPr>
-    </w:p>
-    <w:p>
-      <w:pPr>
-        <w:pStyle w:val="ListParagraph"/>
-        <w:numPr>
-          <w:ilvl w:val="0"/>
-          <w:numId w:val="4"/>
-        </w:numPr>
-        <w:rPr>
-          <w:sz w:val="24"/>
-          <w:szCs w:val="24"/>
-        </w:rPr>
-      </w:pPr>
-      <w:r>
-        <w:rPr>
-          <w:sz w:val="24"/>
-          <w:szCs w:val="24"/>
-        </w:rPr>
-        <w:t>Open SQL Server Management Studio.</w:t>
-      </w:r>
-    </w:p>
-    <w:p>
-      <w:pPr>
-        <w:pStyle w:val="ListParagraph"/>
-        <w:rPr>
-          <w:sz w:val="24"/>
-          <w:szCs w:val="24"/>
-        </w:rPr>
-      </w:pPr>
-    </w:p>
-    <w:p>
-      <w:pPr>
-        <w:pStyle w:val="ListParagraph"/>
-        <w:numPr>
-          <w:ilvl w:val="0"/>
-          <w:numId w:val="4"/>
-        </w:numPr>
-        <w:rPr>
-          <w:sz w:val="24"/>
-          <w:szCs w:val="24"/>
-        </w:rPr>
-      </w:pPr>
-      <w:r>
-        <w:rPr>
-          <w:sz w:val="24"/>
-          <w:szCs w:val="24"/>
-        </w:rPr>
-        <w:t>Open a new query in SQL Server Management Studio (SSMS) and paste the SQL script. Locate the backslash (\) characters in the script and append your exact IIS Application Pool name immediately after them. To avoid mismatches, copy the pool name directly from the Application Pools menu in IIS Manager. Ensure no trailing spaces or formatting changes are introduced.</w:t>
-      </w:r>
-    </w:p>
-    <w:p>
-      <w:pPr>
-        <w:pStyle w:val="ListParagraph"/>
-        <w:rPr>
-          <w:sz w:val="24"/>
-          <w:szCs w:val="24"/>
-        </w:rPr>
-      </w:pPr>
+          <w:color w:val="FF0000"/>
+        </w:rPr>
+      </w:pPr>
+      <w:r>
+        <w:rPr>
+          <w:color w:val="FF0000"/>
+        </w:rPr>
+        <w:t>Remove-</w:t>
+      </w:r>
+      <w:proofErr w:type="spellStart"/>
+      <w:r>
+        <w:rPr>
+          <w:color w:val="FF0000"/>
+        </w:rPr>
+        <w:t>EventLog</w:t>
+      </w:r>
+      <w:proofErr w:type="spellEnd"/>
+      <w:r>
+        <w:rPr>
+          <w:color w:val="FF0000"/>
+        </w:rPr>
+        <w:t xml:space="preserve"> -</w:t>
+      </w:r>
+      <w:proofErr w:type="spellStart"/>
+      <w:r>
+        <w:rPr>
+          <w:color w:val="FF0000"/>
+        </w:rPr>
+        <w:t>LogName</w:t>
+      </w:r>
+      <w:proofErr w:type="spellEnd"/>
+      <w:r>
+        <w:rPr>
+          <w:color w:val="FF0000"/>
+        </w:rPr>
+        <w:t xml:space="preserve"> "</w:t>
+      </w:r>
+      <w:proofErr w:type="spellStart"/>
+      <w:r>
+        <w:rPr>
+          <w:color w:val="FF0000"/>
+        </w:rPr>
+        <w:t>BankPortalLog</w:t>
+      </w:r>
+      <w:proofErr w:type="spellEnd"/>
+      <w:r>
+        <w:rPr>
+          <w:color w:val="FF0000"/>
+        </w:rPr>
+        <w:t>"</w:t>
+      </w:r>
     </w:p>
     <w:p>
       <w:pPr>
         <w:pStyle w:val="ListParagraph"/>
         <w:ind w:left="1080"/>
-        <w:rPr>
-          <w:sz w:val="24"/>
-          <w:szCs w:val="24"/>
-        </w:rPr>
-      </w:pPr>
-    </w:p>
-    <w:p>
-      <w:pPr>
-        <w:pStyle w:val="ListParagraph"/>
-        <w:ind w:left="1440"/>
-        <w:rPr>
-          <w:sz w:val="24"/>
-          <w:szCs w:val="24"/>
-        </w:rPr>
-      </w:pPr>
-      <w:r>
-        <w:rPr>
-          <w:sz w:val="24"/>
-          <w:szCs w:val="24"/>
-        </w:rPr>
-        <w:t>CREATE LOGIN [IIS APPPOOL\]</w:t>
-      </w:r>
-      <w:r>
-        <w:rPr>
-          <w:sz w:val="24"/>
-          <w:szCs w:val="24"/>
-        </w:rPr>
-        <w:t xml:space="preserve"> FROM WINDOWS </w:t>
-      </w:r>
-    </w:p>
-    <w:p>
-      <w:pPr>
-        <w:pStyle w:val="ListParagraph"/>
-        <w:ind w:left="1440"/>
-        <w:rPr>
-          <w:sz w:val="24"/>
-          <w:szCs w:val="24"/>
-        </w:rPr>
-      </w:pPr>
-      <w:r>
-        <w:rPr>
-          <w:sz w:val="24"/>
-          <w:szCs w:val="24"/>
-        </w:rPr>
-        <w:t>GO</w:t>
-      </w:r>
-    </w:p>
-    <w:p>
-      <w:pPr>
-        <w:pStyle w:val="ListParagraph"/>
-        <w:ind w:left="1440"/>
-        <w:rPr>
-          <w:sz w:val="24"/>
-          <w:szCs w:val="24"/>
-        </w:rPr>
-      </w:pPr>
-      <w:r>
-        <w:rPr>
-          <w:sz w:val="24"/>
-          <w:szCs w:val="24"/>
-        </w:rPr>
-        <w:t>ALTER SERVER ROLE [</w:t>
-      </w:r>
-      <w:proofErr w:type="spellStart"/>
-      <w:r>
-        <w:rPr>
-          <w:sz w:val="24"/>
-          <w:szCs w:val="24"/>
-        </w:rPr>
-        <w:t>dbcreator</w:t>
-      </w:r>
-      <w:proofErr w:type="spellEnd"/>
-      <w:r>
-        <w:rPr>
-          <w:sz w:val="24"/>
-          <w:szCs w:val="24"/>
-        </w:rPr>
-        <w:t>] ADD MEMBER [</w:t>
-      </w:r>
-      <w:r>
-        <w:rPr>
-          <w:sz w:val="24"/>
-          <w:szCs w:val="24"/>
-        </w:rPr>
-        <w:t>IIS APPPOOL\</w:t>
-      </w:r>
-      <w:r>
-        <w:rPr>
-          <w:sz w:val="24"/>
-          <w:szCs w:val="24"/>
-        </w:rPr>
-        <w:t>]</w:t>
-      </w:r>
-    </w:p>
-    <w:p>
-      <w:pPr>
-        <w:pStyle w:val="ListParagraph"/>
-        <w:ind w:left="1440"/>
-        <w:rPr>
-          <w:sz w:val="24"/>
-          <w:szCs w:val="24"/>
-        </w:rPr>
-      </w:pPr>
-      <w:r>
-        <w:rPr>
-          <w:sz w:val="24"/>
-          <w:szCs w:val="24"/>
-        </w:rPr>
-        <w:t>GO</w:t>
-      </w:r>
-    </w:p>
-    <w:p>
-      <w:pPr>
-        <w:pStyle w:val="ListParagraph"/>
-        <w:numPr>
-          <w:ilvl w:val="0"/>
-          <w:numId w:val="4"/>
-        </w:numPr>
-        <w:rPr>
-          <w:sz w:val="24"/>
-          <w:szCs w:val="24"/>
-        </w:rPr>
-      </w:pPr>
-      <w:r>
-        <w:rPr>
-          <w:sz w:val="24"/>
-          <w:szCs w:val="24"/>
-        </w:rPr>
-        <w:lastRenderedPageBreak/>
-        <w:t xml:space="preserve">Press </w:t>
-      </w:r>
-      <w:r>
-        <w:rPr>
-          <w:sz w:val="24"/>
-          <w:szCs w:val="24"/>
-        </w:rPr>
-        <w:t>E</w:t>
-      </w:r>
-      <w:r>
-        <w:rPr>
-          <w:sz w:val="24"/>
-          <w:szCs w:val="24"/>
-        </w:rPr>
-        <w:t>xecute.</w:t>
-      </w:r>
+      </w:pPr>
     </w:p>
     <w:p>
       <w:pPr>
         <w:pStyle w:val="ListParagraph"/>
         <w:ind w:left="1080"/>
-        <w:rPr>
-          <w:sz w:val="24"/>
-          <w:szCs w:val="24"/>
-        </w:rPr>
-      </w:pPr>
-    </w:p>
-    <w:p>
-      <w:pPr>
-        <w:pStyle w:val="ListParagraph"/>
-        <w:numPr>
-          <w:ilvl w:val="0"/>
-          <w:numId w:val="4"/>
-        </w:numPr>
-        <w:rPr>
-          <w:sz w:val="24"/>
-          <w:szCs w:val="24"/>
-        </w:rPr>
-      </w:pPr>
-      <w:r>
-        <w:rPr>
-          <w:sz w:val="24"/>
-          <w:szCs w:val="24"/>
-        </w:rPr>
-        <w:t>Expand Security inside the required server</w:t>
-      </w:r>
-      <w:r>
-        <w:rPr>
-          <w:sz w:val="24"/>
-          <w:szCs w:val="24"/>
-        </w:rPr>
-        <w:t xml:space="preserve"> then expand Logins search for the newly created login it should start with IISAPPPOOL</w:t>
-      </w:r>
-      <w:proofErr w:type="gramStart"/>
-      <w:r>
-        <w:rPr>
-          <w:sz w:val="24"/>
-          <w:szCs w:val="24"/>
-        </w:rPr>
-        <w:t>\”your</w:t>
-      </w:r>
-      <w:proofErr w:type="gramEnd"/>
-      <w:r>
-        <w:rPr>
-          <w:sz w:val="24"/>
-          <w:szCs w:val="24"/>
-        </w:rPr>
-        <w:t xml:space="preserve"> site name” if not right click on Logins and press refresh.</w:t>
-      </w:r>
-    </w:p>
-    <w:p>
-      <w:pPr>
-        <w:pStyle w:val="ListParagraph"/>
-        <w:rPr>
-          <w:sz w:val="24"/>
-          <w:szCs w:val="24"/>
-        </w:rPr>
-      </w:pPr>
-    </w:p>
-    <w:p>
-      <w:pPr>
-        <w:pStyle w:val="ListParagraph"/>
-        <w:numPr>
-          <w:ilvl w:val="0"/>
-          <w:numId w:val="4"/>
-        </w:numPr>
-        <w:rPr>
-          <w:sz w:val="24"/>
-          <w:szCs w:val="24"/>
-        </w:rPr>
-      </w:pPr>
-      <w:r>
-        <w:rPr>
-          <w:sz w:val="24"/>
-          <w:szCs w:val="24"/>
-        </w:rPr>
-        <w:t>Right click on this specific login and choose properties then choose User mapping.</w:t>
-      </w:r>
-    </w:p>
-    <w:p>
-      <w:pPr>
-        <w:pStyle w:val="ListParagraph"/>
-        <w:rPr>
-          <w:sz w:val="24"/>
-          <w:szCs w:val="24"/>
-        </w:rPr>
-      </w:pPr>
-    </w:p>
-    <w:p>
-      <w:pPr>
-        <w:pStyle w:val="ListParagraph"/>
-        <w:numPr>
-          <w:ilvl w:val="0"/>
-          <w:numId w:val="4"/>
-        </w:numPr>
-        <w:rPr>
-          <w:sz w:val="24"/>
-          <w:szCs w:val="24"/>
-        </w:rPr>
-      </w:pPr>
-      <w:r>
-        <w:rPr>
-          <w:sz w:val="24"/>
-          <w:szCs w:val="24"/>
-        </w:rPr>
-        <w:t xml:space="preserve">Choose the </w:t>
-      </w:r>
-      <w:r>
-        <w:rPr>
-          <w:sz w:val="24"/>
-          <w:szCs w:val="24"/>
-        </w:rPr>
-        <w:t xml:space="preserve">Dedicated </w:t>
-      </w:r>
-      <w:r>
-        <w:rPr>
-          <w:sz w:val="24"/>
-          <w:szCs w:val="24"/>
-        </w:rPr>
-        <w:t xml:space="preserve">database Check its column map and check both </w:t>
-      </w:r>
-      <w:proofErr w:type="spellStart"/>
-      <w:r>
-        <w:rPr>
-          <w:sz w:val="24"/>
-          <w:szCs w:val="24"/>
-        </w:rPr>
-        <w:t>db_reader</w:t>
-      </w:r>
-      <w:proofErr w:type="spellEnd"/>
-      <w:r>
-        <w:rPr>
-          <w:sz w:val="24"/>
-          <w:szCs w:val="24"/>
-        </w:rPr>
-        <w:t xml:space="preserve"> and </w:t>
-      </w:r>
-      <w:proofErr w:type="spellStart"/>
-      <w:r>
-        <w:rPr>
-          <w:sz w:val="24"/>
-          <w:szCs w:val="24"/>
-        </w:rPr>
-        <w:t>db_writer</w:t>
-      </w:r>
-      <w:proofErr w:type="spellEnd"/>
-      <w:r>
-        <w:rPr>
-          <w:sz w:val="24"/>
-          <w:szCs w:val="24"/>
-        </w:rPr>
-        <w:t xml:space="preserve"> in database role membership for the database you chose</w:t>
-      </w:r>
-      <w:r>
-        <w:rPr>
-          <w:sz w:val="24"/>
-          <w:szCs w:val="24"/>
-        </w:rPr>
-        <w:t xml:space="preserve"> then press Ok</w:t>
-      </w:r>
-      <w:r>
-        <w:rPr>
-          <w:sz w:val="24"/>
-          <w:szCs w:val="24"/>
-        </w:rPr>
-        <w:t>.</w:t>
-      </w:r>
-    </w:p>
-    <w:p>
-      <w:pPr>
-        <w:pStyle w:val="ListParagraph"/>
-        <w:rPr>
-          <w:sz w:val="24"/>
-          <w:szCs w:val="24"/>
-        </w:rPr>
-      </w:pPr>
-    </w:p>
-    <w:p>
-      <w:pPr>
-        <w:pStyle w:val="ListParagraph"/>
-        <w:numPr>
-          <w:ilvl w:val="0"/>
-          <w:numId w:val="4"/>
-        </w:numPr>
-        <w:rPr>
-          <w:sz w:val="24"/>
-          <w:szCs w:val="24"/>
-        </w:rPr>
-      </w:pPr>
-      <w:r>
-        <w:rPr>
-          <w:sz w:val="24"/>
-          <w:szCs w:val="24"/>
-        </w:rPr>
-        <w:t>Check the user’s manual in order to know how to use the application</w:t>
-      </w:r>
-    </w:p>
-    <w:p>
-      <w:pPr>
-        <w:rPr>
-          <w:sz w:val="24"/>
-          <w:szCs w:val="24"/>
-        </w:rPr>
       </w:pPr>
     </w:p>
     <w:p>

--- a/Bank Configuration Portal Deployment Manual.docx
+++ b/Bank Configuration Portal Deployment Manual.docx
@@ -2028,7 +2028,7 @@
           <w:sz w:val="24"/>
           <w:szCs w:val="24"/>
         </w:rPr>
-        <w:t>If later User wanted to remove the Custom event log this can be done by copying this command and pasting it into power shell as Admin</w:t>
+        <w:t>To remove the custom event log later, run this command in PowerShell as an Administrator.</w:t>
       </w:r>
       <w:r>
         <w:rPr>
@@ -2038,87 +2038,87 @@
         </w:rPr>
         <w:t xml:space="preserve"> </w:t>
       </w:r>
+    </w:p>
+    <w:p>
+      <w:pPr>
+        <w:pStyle w:val="ListParagraph"/>
+        <w:rPr>
+          <w:color w:val="FF0000"/>
+          <w:sz w:val="24"/>
+          <w:szCs w:val="24"/>
+        </w:rPr>
+      </w:pPr>
+    </w:p>
+    <w:p>
+      <w:pPr>
+        <w:pStyle w:val="ListParagraph"/>
+        <w:ind w:left="1080"/>
+        <w:rPr>
+          <w:color w:val="FF0000"/>
+        </w:rPr>
+      </w:pPr>
+      <w:r>
+        <w:rPr>
+          <w:color w:val="FF0000"/>
+        </w:rPr>
+        <w:t>Remove-</w:t>
+      </w:r>
+      <w:proofErr w:type="spellStart"/>
+      <w:r>
+        <w:rPr>
+          <w:color w:val="FF0000"/>
+        </w:rPr>
+        <w:t>EventLog</w:t>
+      </w:r>
+      <w:proofErr w:type="spellEnd"/>
+      <w:r>
+        <w:rPr>
+          <w:color w:val="FF0000"/>
+        </w:rPr>
+        <w:t xml:space="preserve"> -</w:t>
+      </w:r>
+      <w:proofErr w:type="spellStart"/>
+      <w:r>
+        <w:rPr>
+          <w:color w:val="FF0000"/>
+        </w:rPr>
+        <w:t>LogName</w:t>
+      </w:r>
+      <w:proofErr w:type="spellEnd"/>
+      <w:r>
+        <w:rPr>
+          <w:color w:val="FF0000"/>
+        </w:rPr>
+        <w:t xml:space="preserve"> "</w:t>
+      </w:r>
+      <w:proofErr w:type="spellStart"/>
+      <w:r>
+        <w:rPr>
+          <w:color w:val="FF0000"/>
+        </w:rPr>
+        <w:t>BankPortalLog</w:t>
+      </w:r>
+      <w:proofErr w:type="spellEnd"/>
+      <w:r>
+        <w:rPr>
+          <w:color w:val="FF0000"/>
+        </w:rPr>
+        <w:t>"</w:t>
+      </w:r>
+    </w:p>
+    <w:p>
+      <w:pPr>
+        <w:pStyle w:val="ListParagraph"/>
+        <w:ind w:left="1080"/>
+      </w:pPr>
+    </w:p>
+    <w:p>
+      <w:pPr>
+        <w:pStyle w:val="ListParagraph"/>
+        <w:ind w:left="1080"/>
+      </w:pPr>
       <w:bookmarkStart w:id="0" w:name="_GoBack"/>
       <w:bookmarkEnd w:id="0"/>
-    </w:p>
-    <w:p>
-      <w:pPr>
-        <w:pStyle w:val="ListParagraph"/>
-        <w:rPr>
-          <w:color w:val="FF0000"/>
-          <w:sz w:val="24"/>
-          <w:szCs w:val="24"/>
-        </w:rPr>
-      </w:pPr>
-    </w:p>
-    <w:p>
-      <w:pPr>
-        <w:pStyle w:val="ListParagraph"/>
-        <w:ind w:left="1080"/>
-        <w:rPr>
-          <w:color w:val="FF0000"/>
-        </w:rPr>
-      </w:pPr>
-      <w:r>
-        <w:rPr>
-          <w:color w:val="FF0000"/>
-        </w:rPr>
-        <w:t>Remove-</w:t>
-      </w:r>
-      <w:proofErr w:type="spellStart"/>
-      <w:r>
-        <w:rPr>
-          <w:color w:val="FF0000"/>
-        </w:rPr>
-        <w:t>EventLog</w:t>
-      </w:r>
-      <w:proofErr w:type="spellEnd"/>
-      <w:r>
-        <w:rPr>
-          <w:color w:val="FF0000"/>
-        </w:rPr>
-        <w:t xml:space="preserve"> -</w:t>
-      </w:r>
-      <w:proofErr w:type="spellStart"/>
-      <w:r>
-        <w:rPr>
-          <w:color w:val="FF0000"/>
-        </w:rPr>
-        <w:t>LogName</w:t>
-      </w:r>
-      <w:proofErr w:type="spellEnd"/>
-      <w:r>
-        <w:rPr>
-          <w:color w:val="FF0000"/>
-        </w:rPr>
-        <w:t xml:space="preserve"> "</w:t>
-      </w:r>
-      <w:proofErr w:type="spellStart"/>
-      <w:r>
-        <w:rPr>
-          <w:color w:val="FF0000"/>
-        </w:rPr>
-        <w:t>BankPortalLog</w:t>
-      </w:r>
-      <w:proofErr w:type="spellEnd"/>
-      <w:r>
-        <w:rPr>
-          <w:color w:val="FF0000"/>
-        </w:rPr>
-        <w:t>"</w:t>
-      </w:r>
-    </w:p>
-    <w:p>
-      <w:pPr>
-        <w:pStyle w:val="ListParagraph"/>
-        <w:ind w:left="1080"/>
-      </w:pPr>
-    </w:p>
-    <w:p>
-      <w:pPr>
-        <w:pStyle w:val="ListParagraph"/>
-        <w:ind w:left="1080"/>
-      </w:pPr>
     </w:p>
     <w:p>
       <w:pPr>

--- a/Bank Configuration Portal Deployment Manual.docx
+++ b/Bank Configuration Portal Deployment Manual.docx
@@ -638,7 +638,6 @@
         </w:rPr>
         <w:t xml:space="preserve"> Catalog=;Integrated Security=</w:t>
       </w:r>
-      <w:proofErr w:type="spellStart"/>
       <w:r>
         <w:rPr>
           <w:sz w:val="24"/>
@@ -651,15 +650,7 @@
           <w:sz w:val="24"/>
           <w:szCs w:val="24"/>
         </w:rPr>
-        <w:t>;Current</w:t>
-      </w:r>
-      <w:proofErr w:type="spellEnd"/>
-      <w:r>
-        <w:rPr>
-          <w:sz w:val="24"/>
-          <w:szCs w:val="24"/>
-        </w:rPr>
-        <w:t xml:space="preserve"> Language=English;</w:t>
+        <w:t>;</w:t>
       </w:r>
       <w:r>
         <w:rPr>
@@ -780,23 +771,7 @@
           <w:sz w:val="24"/>
           <w:szCs w:val="24"/>
         </w:rPr>
-        <w:t>Data Source</w:t>
-      </w:r>
-      <w:proofErr w:type="gramStart"/>
-      <w:r>
-        <w:rPr>
-          <w:sz w:val="24"/>
-          <w:szCs w:val="24"/>
-        </w:rPr>
-        <w:t>=;Initial</w:t>
-      </w:r>
-      <w:proofErr w:type="gramEnd"/>
-      <w:r>
-        <w:rPr>
-          <w:sz w:val="24"/>
-          <w:szCs w:val="24"/>
-        </w:rPr>
-        <w:t xml:space="preserve"> Catalog=;</w:t>
+        <w:t>Data Source=;Initial Catalog=;</w:t>
       </w:r>
       <w:r>
         <w:rPr>
@@ -805,13 +780,8 @@
         </w:rPr>
         <w:t>User Id=;Password=;</w:t>
       </w:r>
-      <w:r>
-        <w:rPr>
-          <w:sz w:val="24"/>
-          <w:szCs w:val="24"/>
-        </w:rPr>
-        <w:t>Current Language=English;</w:t>
-      </w:r>
+      <w:bookmarkStart w:id="0" w:name="_GoBack"/>
+      <w:bookmarkEnd w:id="0"/>
       <w:r>
         <w:rPr>
           <w:sz w:val="24"/>
@@ -2117,8 +2087,6 @@
         <w:pStyle w:val="ListParagraph"/>
         <w:ind w:left="1080"/>
       </w:pPr>
-      <w:bookmarkStart w:id="0" w:name="_GoBack"/>
-      <w:bookmarkEnd w:id="0"/>
     </w:p>
     <w:p>
       <w:pPr>
